--- a/sphero/ice-slide.docx
+++ b/sphero/ice-slide.docx
@@ -2470,29 +2470,52 @@
           <w:sz w:val="40"/>
           <w:szCs w:val="40"/>
         </w:rPr>
-        <w:t xml:space="preserve">Add more roll blocks to complete the maze. There are 12 coloured </w:t>
-      </w:r>
-      <w:proofErr w:type="gramStart"/>
-      <w:r>
-        <w:rPr>
-          <w:sz w:val="40"/>
-          <w:szCs w:val="40"/>
-        </w:rPr>
-        <w:t>dots</w:t>
-      </w:r>
-      <w:proofErr w:type="gramEnd"/>
-      <w:r>
-        <w:rPr>
-          <w:sz w:val="40"/>
-          <w:szCs w:val="40"/>
-        </w:rPr>
-        <w:t xml:space="preserve"> so it needs 12 </w:t>
+        <w:t xml:space="preserve">Add more </w:t>
       </w:r>
       <w:r>
         <w:rPr>
           <w:b/>
           <w:bCs/>
           <w:color w:val="00B0F0"/>
+          <w:sz w:val="40"/>
+          <w:szCs w:val="40"/>
+        </w:rPr>
+        <w:t>roll</w:t>
+      </w:r>
+      <w:r>
+        <w:rPr>
+          <w:color w:val="00B0F0"/>
+          <w:sz w:val="40"/>
+          <w:szCs w:val="40"/>
+        </w:rPr>
+        <w:t xml:space="preserve"> </w:t>
+      </w:r>
+      <w:r>
+        <w:rPr>
+          <w:sz w:val="40"/>
+          <w:szCs w:val="40"/>
+        </w:rPr>
+        <w:t xml:space="preserve">blocks to complete the maze. There are 12 coloured </w:t>
+      </w:r>
+      <w:proofErr w:type="gramStart"/>
+      <w:r>
+        <w:rPr>
+          <w:sz w:val="40"/>
+          <w:szCs w:val="40"/>
+        </w:rPr>
+        <w:t>dots</w:t>
+      </w:r>
+      <w:proofErr w:type="gramEnd"/>
+      <w:r>
+        <w:rPr>
+          <w:sz w:val="40"/>
+          <w:szCs w:val="40"/>
+        </w:rPr>
+        <w:t xml:space="preserve"> so it needs 12 </w:t>
+      </w:r>
+      <w:r>
+        <w:rPr>
+          <w:color w:val="000000" w:themeColor="text1"/>
           <w:sz w:val="40"/>
           <w:szCs w:val="40"/>
         </w:rPr>
